--- a/Submission package/title_page.docx
+++ b/Submission package/title_page.docx
@@ -230,19 +230,7 @@
         <w:t xml:space="preserve"> </w:t>
       </w:r>
       <w:r>
-        <w:t xml:space="preserve">All data analyzed are public. The complete analysis code and intermediate tables are released and reproduce every reported number (see the manuscript section</w:t>
-      </w:r>
-      <w:r>
-        <w:t xml:space="preserve"> </w:t>
-      </w:r>
-      <w:r>
-        <w:t xml:space="preserve">“Data and code availability”</w:t>
-      </w:r>
-      <w:r>
-        <w:t xml:space="preserve"> </w:t>
-      </w:r>
-      <w:r>
-        <w:t xml:space="preserve">and the Declarations).</w:t>
+        <w:t xml:space="preserve">All data analyzed are public. The complete analysis code, result tables, figures, manuscript build scripts, and parsed intermediate matrices are released at https://github.com/Goden26/single-cohort-proteogenomic-nonidentifiability and archived at Zenodo (DOI: 10.5281/zenodo.20888892).</w:t>
       </w:r>
     </w:p>
     <w:p>

--- a/Submission package/title_page.docx
+++ b/Submission package/title_page.docx
@@ -176,7 +176,7 @@
         <w:t xml:space="preserve"> </w:t>
       </w:r>
       <w:r>
-        <w:t xml:space="preserve">Structured abstract: 275 words. Main text (Introduction through Conclusion): about 5,763 words. Figures: 6. Tables: 2. References: 24. Supplementary material: full analysis code and intermediate result tables released as an open repository.</w:t>
+        <w:t xml:space="preserve">Structured abstract: 275 words. Main text (Introduction through Conclusion): 5,870 words. Figures: 6. Tables: 2. References: 24. Supplementary material: full analysis code and intermediate result tables released as an open repository.</w:t>
       </w:r>
     </w:p>
     <w:p>

--- a/Submission package/title_page.docx
+++ b/Submission package/title_page.docx
@@ -176,7 +176,7 @@
         <w:t xml:space="preserve"> </w:t>
       </w:r>
       <w:r>
-        <w:t xml:space="preserve">Structured abstract: 275 words. Main text (Introduction through Conclusion): 5,870 words. Figures: 6. Tables: 2. References: 24. Supplementary material: full analysis code and intermediate result tables released as an open repository.</w:t>
+        <w:t xml:space="preserve">Structured abstract: 283 words including section labels. Main text (Introduction through Conclusion): 5,870 words. Figures: 6. Tables: 2. References: 24. Supplementary material: full analysis code and intermediate result tables released as an open repository.</w:t>
       </w:r>
     </w:p>
     <w:p>

--- a/Submission package/title_page.docx
+++ b/Submission package/title_page.docx
@@ -26,7 +26,7 @@
         <w:t xml:space="preserve"> </w:t>
       </w:r>
       <w:r>
-        <w:t xml:space="preserve">Merging single-cohort proteogenomic datasets is non-identifiable for cross-tumor contrasts: a calibrated benchmark in liver and kidney cancer</w:t>
+        <w:t xml:space="preserve">A liver cancer lineage axis and LAT1 vulnerability reveal non-identifiability in single-cohort proteogenomic merges</w:t>
       </w:r>
     </w:p>
     <w:p>
@@ -44,7 +44,7 @@
         <w:t xml:space="preserve"> </w:t>
       </w:r>
       <w:r>
-        <w:t xml:space="preserve">A non-identifiability benchmark for single-cohort proteogenomic merges</w:t>
+        <w:t xml:space="preserve">Liver cancer lineage axis and LAT1 vulnerability</w:t>
       </w:r>
     </w:p>
     <w:p>
@@ -62,7 +62,7 @@
         <w:t xml:space="preserve"> </w:t>
       </w:r>
       <w:r>
-        <w:t xml:space="preserve">Research Paper (Original research)</w:t>
+        <w:t xml:space="preserve">Original Research Article</w:t>
       </w:r>
     </w:p>
     <w:p>
@@ -98,7 +98,7 @@
         <w:t xml:space="preserve"> </w:t>
       </w:r>
       <w:r>
-        <w:t xml:space="preserve">International Graduate Program in Medicine, College of Medicine, Taipei Medical University, Taipei, Taiwan</w:t>
+        <w:t xml:space="preserve">International Graduate Program in Medicine, College of Medicine, Taipei Medical University, No. 250 Wuxing Street, Xinyi District, Taipei 11031, Taiwan</w:t>
       </w:r>
     </w:p>
     <w:p>
@@ -158,7 +158,7 @@
         <w:t xml:space="preserve"> </w:t>
       </w:r>
       <w:r>
-        <w:t xml:space="preserve">Data integration; Batch effects; Non-identifiability; Confounding; Proteogenomics; Reproducibility; Benchmarking</w:t>
+        <w:t xml:space="preserve">Hepatocellular carcinoma; Intrahepatic cholangiocarcinoma; Combined HCC-CCA; LAT1; Cancer dependency; Proteogenomics; Batch confounding</w:t>
       </w:r>
     </w:p>
     <w:p>
@@ -176,7 +176,7 @@
         <w:t xml:space="preserve"> </w:t>
       </w:r>
       <w:r>
-        <w:t xml:space="preserve">Structured abstract: 283 words including section labels. Main text (Introduction through Conclusion): 5,870 words. Figures: 6. Tables: 2. References: 24. Supplementary material: full analysis code and intermediate result tables released as an open repository.</w:t>
+        <w:t xml:space="preserve">Structured abstract: 229 words. Main text (Introduction through Conclusion): 4,376 words. Figures: 5. Tables: 1. Supplementary items: 1 figure and 1 table. References: 24.</w:t>
       </w:r>
     </w:p>
     <w:p>
